--- a/REPORT.docx
+++ b/REPORT.docx
@@ -2794,11 +2794,10 @@
     <w:p>
       <w:pPr>
         <w:rPr>
-          <w:b/>
-          <w:color w:val="FF0000"/>
-          <w:sz w:val="28"/>
-          <w:szCs w:val="28"/>
-          <w:lang w:val="x-none"/>
+          <w:rFonts w:ascii="宋体" w:hAnsi="宋体"/>
+          <w:i/>
+          <w:color w:val="0070C0"/>
+          <w:sz w:val="24"/>
         </w:rPr>
       </w:pPr>
       <w:r>
@@ -2808,7 +2807,25 @@
           <w:color w:val="0070C0"/>
           <w:sz w:val="24"/>
         </w:rPr>
-        <w:t>本项目为 Fire-Ice Online（界面品牌名「像素多人冒险」），一款支持 1～3 人联机的 2D 协作平台跳跃游戏。玩家分别扮演火娃、冰娃、毒娃，在关卡中跳跃协作、收集道具、避开陷阱并到达各自出口完成通关。系统具备创建/加入房间、等待室准备、选关、倒计时、对局与结算等完整流程，并支持本地单人会话模式。实践目的在于综合运用软件工程方法，完成从需求分析、架构设计、编码实现、联机调试、测试构建</w:t>
+        <w:t xml:space="preserve">本项目为 </w:t>
+      </w:r>
+      <w:r>
+        <w:rPr>
+          <w:rFonts w:ascii="宋体" w:hAnsi="宋体"/>
+          <w:i/>
+          <w:color w:val="0070C0"/>
+          <w:sz w:val="24"/>
+        </w:rPr>
+        <w:t>Pixel Adventure</w:t>
+      </w:r>
+      <w:r>
+        <w:rPr>
+          <w:rFonts w:ascii="宋体" w:hAnsi="宋体" w:hint="eastAsia"/>
+          <w:i/>
+          <w:color w:val="0070C0"/>
+          <w:sz w:val="24"/>
+        </w:rPr>
+        <w:t xml:space="preserve"> Online（界面品牌名「像素多人冒险」），一款支持 1～3 人联机的 2D 协作平台跳跃游戏。玩家分别扮演火娃、冰娃、毒娃，在关卡中跳跃协作、收集道具、避开陷阱并到达各自出口完成通关。系统具备创建/加入房间、等待室准备、选关、倒计时、对局与结算等完整流程，并支持本地单人会话模式。实践目的在于综合运用软件工程方法，完成从需求分析、架构设计、编码实现、联机调试、测试构建</w:t>
       </w:r>
       <w:proofErr w:type="gramStart"/>
       <w:r>
@@ -5040,11 +5057,6 @@
     </w:p>
     <w:p/>
     <w:p>
-      <w:pPr>
-        <w:rPr>
-          <w:rFonts w:hint="eastAsia"/>
-        </w:rPr>
-      </w:pPr>
       <w:r>
         <w:rPr>
           <w:rFonts w:ascii="宋体" w:hAnsi="宋体"/>
@@ -6217,7 +6229,6 @@
         <w:widowControl/>
         <w:jc w:val="left"/>
         <w:rPr>
-          <w:rFonts w:hint="eastAsia"/>
           <w:szCs w:val="21"/>
         </w:rPr>
       </w:pPr>
@@ -9555,7 +9566,6 @@
   <w:style w:type="character" w:default="1" w:styleId="a0">
     <w:name w:val="Default Paragraph Font"/>
     <w:uiPriority w:val="1"/>
-    <w:semiHidden/>
     <w:unhideWhenUsed/>
   </w:style>
   <w:style w:type="table" w:default="1" w:styleId="a1">

--- a/REPORT.docx
+++ b/REPORT.docx
@@ -2794,7 +2794,7 @@
     <w:p>
       <w:pPr>
         <w:rPr>
-          <w:rFonts w:ascii="宋体" w:hAnsi="宋体"/>
+          <w:rFonts w:ascii="宋体" w:hAnsi="宋体" w:hint="eastAsia"/>
           <w:i/>
           <w:color w:val="0070C0"/>
           <w:sz w:val="24"/>
@@ -3829,23 +3829,7 @@
           <w:rFonts w:ascii="宋体" w:hAnsi="宋体"/>
           <w:sz w:val="24"/>
         </w:rPr>
-        <w:t xml:space="preserve">v0.1.0（里程碑 1）：三人联机核心 — </w:t>
-      </w:r>
-      <w:proofErr w:type="gramStart"/>
-      <w:r>
-        <w:rPr>
-          <w:rFonts w:ascii="宋体" w:hAnsi="宋体"/>
-          <w:sz w:val="24"/>
-        </w:rPr>
-        <w:t>毒娃角色</w:t>
-      </w:r>
-      <w:proofErr w:type="gramEnd"/>
-      <w:r>
-        <w:rPr>
-          <w:rFonts w:ascii="宋体" w:hAnsi="宋体"/>
-          <w:sz w:val="24"/>
-        </w:rPr>
-        <w:t>、3 slot 服务端、房间号、地图人数过滤。</w:t>
+        <w:t>v0.1.0（里程碑 1）：三人联机核心 — 3 slot 服务端、房间号、地图人数过滤。</w:t>
       </w:r>
     </w:p>
     <w:p>
@@ -3897,7 +3881,23 @@
           <w:rFonts w:ascii="宋体" w:hAnsi="宋体"/>
           <w:sz w:val="24"/>
         </w:rPr>
-        <w:t>2026-06-22 第二关玩法扩展：链式串珠平台、香蕉全收集通关、飞行守卫与三叉戟弹</w:t>
+        <w:t xml:space="preserve">2026-06-22 第二关玩法扩展：链式串珠平台、香蕉全收集通关、飞行守卫与三叉戟弹幕、风扇推力区、磁铁/加速双 buff 定时掉落与磁吸牵引，联机状态经 </w:t>
+      </w:r>
+      <w:proofErr w:type="spellStart"/>
+      <w:r>
+        <w:rPr>
+          <w:rFonts w:ascii="宋体" w:hAnsi="宋体"/>
+          <w:sz w:val="24"/>
+        </w:rPr>
+        <w:t>WorldState</w:t>
+      </w:r>
+      <w:proofErr w:type="spellEnd"/>
+      <w:r>
+        <w:rPr>
+          <w:rFonts w:ascii="宋体" w:hAnsi="宋体"/>
+          <w:sz w:val="24"/>
+        </w:rPr>
+        <w:t xml:space="preserve"> 同</w:t>
       </w:r>
       <w:r>
         <w:rPr>
@@ -3905,23 +3905,7 @@
           <w:sz w:val="24"/>
         </w:rPr>
         <w:lastRenderedPageBreak/>
-        <w:t xml:space="preserve">幕、风扇推力区、磁铁/加速双 buff 定时掉落与磁吸牵引，联机状态经 </w:t>
-      </w:r>
-      <w:proofErr w:type="spellStart"/>
-      <w:r>
-        <w:rPr>
-          <w:rFonts w:ascii="宋体" w:hAnsi="宋体"/>
-          <w:sz w:val="24"/>
-        </w:rPr>
-        <w:t>WorldState</w:t>
-      </w:r>
-      <w:proofErr w:type="spellEnd"/>
-      <w:r>
-        <w:rPr>
-          <w:rFonts w:ascii="宋体" w:hAnsi="宋体"/>
-          <w:sz w:val="24"/>
-        </w:rPr>
-        <w:t xml:space="preserve"> 同步。</w:t>
+        <w:t>步。</w:t>
       </w:r>
     </w:p>
     <w:p>
@@ -4450,34 +4434,34 @@
           <w:rFonts w:ascii="宋体" w:hAnsi="宋体"/>
           <w:sz w:val="24"/>
         </w:rPr>
+        <w:t>主菜</w:t>
+      </w:r>
+      <w:proofErr w:type="gramStart"/>
+      <w:r>
+        <w:rPr>
+          <w:rFonts w:ascii="宋体" w:hAnsi="宋体"/>
+          <w:sz w:val="24"/>
+        </w:rPr>
+        <w:t>单提供</w:t>
+      </w:r>
+      <w:proofErr w:type="gramEnd"/>
+      <w:r>
+        <w:rPr>
+          <w:rFonts w:ascii="宋体" w:hAnsi="宋体"/>
+          <w:sz w:val="24"/>
+        </w:rPr>
+        <w:t>创建/加入房间、操作说明、切换角色等入口。</w:t>
+      </w:r>
+    </w:p>
+    <w:p>
+      <w:pPr>
+        <w:jc w:val="center"/>
+      </w:pPr>
+      <w:r>
+        <w:rPr>
+          <w:noProof/>
+        </w:rPr>
         <w:lastRenderedPageBreak/>
-        <w:t>主菜</w:t>
-      </w:r>
-      <w:proofErr w:type="gramStart"/>
-      <w:r>
-        <w:rPr>
-          <w:rFonts w:ascii="宋体" w:hAnsi="宋体"/>
-          <w:sz w:val="24"/>
-        </w:rPr>
-        <w:t>单提供</w:t>
-      </w:r>
-      <w:proofErr w:type="gramEnd"/>
-      <w:r>
-        <w:rPr>
-          <w:rFonts w:ascii="宋体" w:hAnsi="宋体"/>
-          <w:sz w:val="24"/>
-        </w:rPr>
-        <w:t>创建/加入房间、操作说明、切换角色等入口。</w:t>
-      </w:r>
-    </w:p>
-    <w:p>
-      <w:pPr>
-        <w:jc w:val="center"/>
-      </w:pPr>
-      <w:r>
-        <w:rPr>
-          <w:noProof/>
-        </w:rPr>
         <w:drawing>
           <wp:inline distT="0" distB="0" distL="0" distR="0" wp14:anchorId="3D2E720C" wp14:editId="39DA0748">
             <wp:extent cx="5029200" cy="3725848"/>
@@ -5124,9 +5108,99 @@
     <w:p>
       <w:pPr>
         <w:rPr>
+          <w:rFonts w:hint="eastAsia"/>
+        </w:rPr>
+      </w:pPr>
+    </w:p>
+    <w:p>
+      <w:pPr>
+        <w:rPr>
+          <w:rFonts w:ascii="宋体" w:hAnsi="宋体"/>
+          <w:b/>
+          <w:sz w:val="24"/>
+        </w:rPr>
+      </w:pPr>
+      <w:r>
+        <w:rPr>
+          <w:rFonts w:ascii="宋体" w:hAnsi="宋体"/>
+          <w:b/>
+          <w:sz w:val="24"/>
+        </w:rPr>
+        <w:t>图 1</w:t>
+      </w:r>
+      <w:r>
+        <w:rPr>
+          <w:rFonts w:ascii="宋体" w:hAnsi="宋体" w:hint="eastAsia"/>
+          <w:b/>
+          <w:sz w:val="24"/>
+        </w:rPr>
+        <w:t>1</w:t>
+      </w:r>
+      <w:r>
+        <w:rPr>
+          <w:rFonts w:ascii="宋体" w:hAnsi="宋体"/>
+          <w:b/>
+          <w:sz w:val="24"/>
+        </w:rPr>
+        <w:t xml:space="preserve">  </w:t>
+      </w:r>
+      <w:r>
+        <w:rPr>
+          <w:rFonts w:ascii="宋体" w:hAnsi="宋体" w:hint="eastAsia"/>
+          <w:b/>
+          <w:sz w:val="24"/>
+        </w:rPr>
+        <w:t>过关成功结算</w:t>
+      </w:r>
+    </w:p>
+    <w:p>
+      <w:pPr>
+        <w:rPr>
+          <w:rFonts w:hint="eastAsia"/>
           <w:lang w:val="x-none"/>
         </w:rPr>
       </w:pPr>
+      <w:r>
+        <w:rPr>
+          <w:noProof/>
+        </w:rPr>
+        <w:lastRenderedPageBreak/>
+        <w:drawing>
+          <wp:inline distT="0" distB="0" distL="0" distR="0" wp14:anchorId="0D1DA221" wp14:editId="6DF78EA3">
+            <wp:extent cx="5760720" cy="3141980"/>
+            <wp:effectExtent l="0" t="0" r="0" b="1270"/>
+            <wp:docPr id="1907657446" name="图片 1"/>
+            <wp:cNvGraphicFramePr>
+              <a:graphicFrameLocks xmlns:a="http://schemas.openxmlformats.org/drawingml/2006/main" noChangeAspect="1"/>
+            </wp:cNvGraphicFramePr>
+            <a:graphic xmlns:a="http://schemas.openxmlformats.org/drawingml/2006/main">
+              <a:graphicData uri="http://schemas.openxmlformats.org/drawingml/2006/picture">
+                <pic:pic xmlns:pic="http://schemas.openxmlformats.org/drawingml/2006/picture">
+                  <pic:nvPicPr>
+                    <pic:cNvPr id="1907657446" name=""/>
+                    <pic:cNvPicPr/>
+                  </pic:nvPicPr>
+                  <pic:blipFill>
+                    <a:blip r:embed="rId20"/>
+                    <a:stretch>
+                      <a:fillRect/>
+                    </a:stretch>
+                  </pic:blipFill>
+                  <pic:spPr>
+                    <a:xfrm>
+                      <a:off x="0" y="0"/>
+                      <a:ext cx="5760720" cy="3141980"/>
+                    </a:xfrm>
+                    <a:prstGeom prst="rect">
+                      <a:avLst/>
+                    </a:prstGeom>
+                  </pic:spPr>
+                </pic:pic>
+              </a:graphicData>
+            </a:graphic>
+          </wp:inline>
+        </w:drawing>
+      </w:r>
     </w:p>
     <w:p>
       <w:pPr>
@@ -5178,18 +5252,7 @@
           <w:szCs w:val="28"/>
           <w:lang w:val="x-none"/>
         </w:rPr>
-        <w:t>以下按成员职责描述各成员的主要任务、实施过程与成果（姓名见封面，此处不重复填</w:t>
-      </w:r>
-      <w:r>
-        <w:rPr>
-          <w:rFonts w:ascii="宋体" w:hAnsi="宋体" w:hint="eastAsia"/>
-          <w:color w:val="FF0000"/>
-          <w:sz w:val="24"/>
-          <w:szCs w:val="28"/>
-          <w:lang w:val="x-none"/>
-        </w:rPr>
-        <w:lastRenderedPageBreak/>
-        <w:t>写个人信息）。</w:t>
+        <w:t>以下按成员职责描述各成员的主要任务、实施过程与成果（姓名见封面，此处不重复填写个人信息）。</w:t>
       </w:r>
     </w:p>
     <w:p>
@@ -5450,6 +5513,7 @@
           <w:sz w:val="28"/>
           <w:lang w:eastAsia="zh-CN"/>
         </w:rPr>
+        <w:lastRenderedPageBreak/>
         <w:t>成员</w:t>
       </w:r>
       <w:proofErr w:type="gramStart"/>
@@ -5705,7 +5769,6 @@
           <w:rFonts w:ascii="宋体" w:hAnsi="宋体"/>
           <w:sz w:val="24"/>
         </w:rPr>
-        <w:lastRenderedPageBreak/>
         <w:t>问题 2：等待室准备状态不同步。原因：Action 包处理逻辑缺陷。解决：修复准备流程，全员准备后才能进入选关。</w:t>
       </w:r>
     </w:p>
@@ -5901,6 +5964,51 @@
     <w:p>
       <w:pPr>
         <w:rPr>
+          <w:rFonts w:ascii="黑体" w:eastAsia="黑体" w:hAnsi="黑体"/>
+          <w:color w:val="000000"/>
+          <w:szCs w:val="21"/>
+        </w:rPr>
+      </w:pPr>
+    </w:p>
+    <w:p>
+      <w:pPr>
+        <w:rPr>
+          <w:rFonts w:ascii="黑体" w:eastAsia="黑体" w:hAnsi="黑体"/>
+          <w:color w:val="000000"/>
+          <w:szCs w:val="21"/>
+        </w:rPr>
+      </w:pPr>
+    </w:p>
+    <w:p>
+      <w:pPr>
+        <w:rPr>
+          <w:rFonts w:ascii="黑体" w:eastAsia="黑体" w:hAnsi="黑体"/>
+          <w:color w:val="000000"/>
+          <w:szCs w:val="21"/>
+        </w:rPr>
+      </w:pPr>
+    </w:p>
+    <w:p>
+      <w:pPr>
+        <w:rPr>
+          <w:rFonts w:ascii="黑体" w:eastAsia="黑体" w:hAnsi="黑体"/>
+          <w:color w:val="000000"/>
+          <w:szCs w:val="21"/>
+        </w:rPr>
+      </w:pPr>
+    </w:p>
+    <w:p>
+      <w:pPr>
+        <w:rPr>
+          <w:rFonts w:ascii="黑体" w:eastAsia="黑体" w:hAnsi="黑体"/>
+          <w:color w:val="000000"/>
+          <w:szCs w:val="21"/>
+        </w:rPr>
+      </w:pPr>
+    </w:p>
+    <w:p>
+      <w:pPr>
+        <w:rPr>
           <w:rFonts w:ascii="黑体" w:eastAsia="黑体" w:hAnsi="黑体" w:hint="eastAsia"/>
           <w:color w:val="000000"/>
           <w:szCs w:val="21"/>
@@ -5934,6 +6042,7 @@
           <w:rFonts w:hint="eastAsia"/>
           <w:lang w:eastAsia="zh-CN"/>
         </w:rPr>
+        <w:lastRenderedPageBreak/>
         <w:t>任务</w:t>
       </w:r>
       <w:r>
@@ -6023,21 +6132,19 @@
         </w:rPr>
         <w:t>后续可完善：</w:t>
       </w:r>
-      <w:proofErr w:type="gramStart"/>
-      <w:r>
-        <w:rPr>
-          <w:rFonts w:ascii="宋体" w:hAnsi="宋体"/>
-          <w:sz w:val="24"/>
-        </w:rPr>
-        <w:t>毒娃正式</w:t>
-      </w:r>
-      <w:proofErr w:type="gramEnd"/>
-      <w:r>
-        <w:rPr>
-          <w:rFonts w:ascii="宋体" w:hAnsi="宋体"/>
-          <w:sz w:val="24"/>
-        </w:rPr>
-        <w:t>贴图、关卡 4～8 机关实装、断线重连与测试覆盖扩展。</w:t>
+      <w:r>
+        <w:rPr>
+          <w:rFonts w:ascii="宋体" w:hAnsi="宋体" w:hint="eastAsia"/>
+          <w:sz w:val="24"/>
+        </w:rPr>
+        <w:t>更多</w:t>
+      </w:r>
+      <w:r>
+        <w:rPr>
+          <w:rFonts w:ascii="宋体" w:hAnsi="宋体"/>
+          <w:sz w:val="24"/>
+        </w:rPr>
+        <w:t>正式贴图、关卡 4～8 机关实装、断线重连与测试覆盖扩展。</w:t>
       </w:r>
     </w:p>
     <w:p>
@@ -6121,6 +6228,8 @@
         <w:widowControl/>
         <w:jc w:val="left"/>
         <w:rPr>
+          <w:b/>
+          <w:bCs/>
           <w:szCs w:val="21"/>
         </w:rPr>
       </w:pPr>
@@ -6130,9 +6239,175 @@
         <w:widowControl/>
         <w:jc w:val="left"/>
         <w:rPr>
+          <w:rFonts w:hint="eastAsia"/>
+          <w:b/>
+          <w:bCs/>
           <w:szCs w:val="21"/>
         </w:rPr>
       </w:pPr>
+      <w:r>
+        <w:rPr>
+          <w:rFonts w:hint="eastAsia"/>
+          <w:b/>
+          <w:bCs/>
+          <w:szCs w:val="21"/>
+        </w:rPr>
+        <w:t>附</w:t>
+      </w:r>
+      <w:r>
+        <w:rPr>
+          <w:rFonts w:hint="eastAsia"/>
+          <w:b/>
+          <w:bCs/>
+          <w:szCs w:val="21"/>
+        </w:rPr>
+        <w:t>：</w:t>
+      </w:r>
+      <w:proofErr w:type="spellStart"/>
+      <w:r>
+        <w:rPr>
+          <w:rFonts w:hint="eastAsia"/>
+          <w:b/>
+          <w:bCs/>
+          <w:szCs w:val="21"/>
+        </w:rPr>
+        <w:t>bilibili</w:t>
+      </w:r>
+      <w:proofErr w:type="spellEnd"/>
+      <w:r>
+        <w:rPr>
+          <w:rFonts w:hint="eastAsia"/>
+          <w:b/>
+          <w:bCs/>
+          <w:szCs w:val="21"/>
+        </w:rPr>
+        <w:t>演示视频链接</w:t>
+      </w:r>
+      <w:hyperlink r:id="rId21" w:history="1">
+        <w:proofErr w:type="gramStart"/>
+        <w:r>
+          <w:rPr>
+            <w:rStyle w:val="ac"/>
+            <w:b/>
+            <w:bCs/>
+            <w:szCs w:val="21"/>
+          </w:rPr>
+          <w:t>武理</w:t>
+        </w:r>
+        <w:r>
+          <w:rPr>
+            <w:rStyle w:val="ac"/>
+            <w:b/>
+            <w:bCs/>
+            <w:szCs w:val="21"/>
+          </w:rPr>
+          <w:t>26</w:t>
+        </w:r>
+        <w:r>
+          <w:rPr>
+            <w:rStyle w:val="ac"/>
+            <w:b/>
+            <w:bCs/>
+            <w:szCs w:val="21"/>
+          </w:rPr>
+          <w:t>软工实践</w:t>
+        </w:r>
+        <w:proofErr w:type="gramEnd"/>
+        <w:r>
+          <w:rPr>
+            <w:rStyle w:val="ac"/>
+            <w:b/>
+            <w:bCs/>
+            <w:szCs w:val="21"/>
+          </w:rPr>
+          <w:t>goood</w:t>
+        </w:r>
+        <w:r>
+          <w:rPr>
+            <w:rStyle w:val="ac"/>
+            <w:b/>
+            <w:bCs/>
+            <w:szCs w:val="21"/>
+          </w:rPr>
+          <w:t>小组</w:t>
+        </w:r>
+        <w:r>
+          <w:rPr>
+            <w:rStyle w:val="ac"/>
+            <w:b/>
+            <w:bCs/>
+            <w:szCs w:val="21"/>
+          </w:rPr>
+          <w:t>——</w:t>
+        </w:r>
+        <w:r>
+          <w:rPr>
+            <w:rStyle w:val="ac"/>
+            <w:b/>
+            <w:bCs/>
+            <w:szCs w:val="21"/>
+          </w:rPr>
+          <w:t>像素多人冒险</w:t>
+        </w:r>
+        <w:r>
+          <w:rPr>
+            <w:rStyle w:val="ac"/>
+            <w:b/>
+            <w:bCs/>
+            <w:szCs w:val="21"/>
+          </w:rPr>
+          <w:t>_</w:t>
+        </w:r>
+        <w:proofErr w:type="gramStart"/>
+        <w:r>
+          <w:rPr>
+            <w:rStyle w:val="ac"/>
+            <w:b/>
+            <w:bCs/>
+            <w:szCs w:val="21"/>
+          </w:rPr>
+          <w:t>哔</w:t>
+        </w:r>
+        <w:proofErr w:type="gramEnd"/>
+        <w:r>
+          <w:rPr>
+            <w:rStyle w:val="ac"/>
+            <w:b/>
+            <w:bCs/>
+            <w:szCs w:val="21"/>
+          </w:rPr>
+          <w:t>哩</w:t>
+        </w:r>
+        <w:proofErr w:type="gramStart"/>
+        <w:r>
+          <w:rPr>
+            <w:rStyle w:val="ac"/>
+            <w:b/>
+            <w:bCs/>
+            <w:szCs w:val="21"/>
+          </w:rPr>
+          <w:t>哔</w:t>
+        </w:r>
+        <w:proofErr w:type="gramEnd"/>
+        <w:r>
+          <w:rPr>
+            <w:rStyle w:val="ac"/>
+            <w:b/>
+            <w:bCs/>
+            <w:szCs w:val="21"/>
+          </w:rPr>
+          <w:t>哩</w:t>
+        </w:r>
+        <w:r>
+          <w:rPr>
+            <w:rStyle w:val="ac"/>
+            <w:b/>
+            <w:bCs/>
+            <w:szCs w:val="21"/>
+          </w:rPr>
+          <w:t>_bilibili</w:t>
+        </w:r>
+      </w:hyperlink>
     </w:p>
     <w:p>
       <w:pPr>
@@ -6142,6 +6417,22 @@
           <w:szCs w:val="21"/>
         </w:rPr>
       </w:pPr>
+      <w:hyperlink r:id="rId22" w:history="1">
+        <w:r>
+          <w:rPr>
+            <w:rStyle w:val="ac"/>
+            <w:szCs w:val="21"/>
+          </w:rPr>
+          <w:t>https://www.bilibili.com/video/BV1Hkj96wE8w/?spm_id_from=333.1387.homepage.video_card.click&amp;vd_source=c7ea74f1f91a8db41100cb14e2f69aa</w:t>
+        </w:r>
+        <w:r>
+          <w:rPr>
+            <w:rStyle w:val="ac"/>
+            <w:szCs w:val="21"/>
+          </w:rPr>
+          <w:t>d</w:t>
+        </w:r>
+      </w:hyperlink>
     </w:p>
     <w:p>
       <w:pPr>
@@ -6151,12 +6442,53 @@
           <w:szCs w:val="21"/>
         </w:rPr>
       </w:pPr>
+      <w:r>
+        <w:rPr>
+          <w:noProof/>
+        </w:rPr>
+        <w:drawing>
+          <wp:inline distT="0" distB="0" distL="0" distR="0" wp14:anchorId="5C074461" wp14:editId="7E9B7ADE">
+            <wp:extent cx="5760720" cy="3265170"/>
+            <wp:effectExtent l="0" t="0" r="0" b="0"/>
+            <wp:docPr id="1307432637" name="图片 1"/>
+            <wp:cNvGraphicFramePr>
+              <a:graphicFrameLocks xmlns:a="http://schemas.openxmlformats.org/drawingml/2006/main" noChangeAspect="1"/>
+            </wp:cNvGraphicFramePr>
+            <a:graphic xmlns:a="http://schemas.openxmlformats.org/drawingml/2006/main">
+              <a:graphicData uri="http://schemas.openxmlformats.org/drawingml/2006/picture">
+                <pic:pic xmlns:pic="http://schemas.openxmlformats.org/drawingml/2006/picture">
+                  <pic:nvPicPr>
+                    <pic:cNvPr id="1307432637" name=""/>
+                    <pic:cNvPicPr/>
+                  </pic:nvPicPr>
+                  <pic:blipFill>
+                    <a:blip r:embed="rId23"/>
+                    <a:stretch>
+                      <a:fillRect/>
+                    </a:stretch>
+                  </pic:blipFill>
+                  <pic:spPr>
+                    <a:xfrm>
+                      <a:off x="0" y="0"/>
+                      <a:ext cx="5760720" cy="3265170"/>
+                    </a:xfrm>
+                    <a:prstGeom prst="rect">
+                      <a:avLst/>
+                    </a:prstGeom>
+                  </pic:spPr>
+                </pic:pic>
+              </a:graphicData>
+            </a:graphic>
+          </wp:inline>
+        </w:drawing>
+      </w:r>
     </w:p>
     <w:p>
       <w:pPr>
         <w:widowControl/>
         <w:jc w:val="left"/>
         <w:rPr>
+          <w:rFonts w:hint="eastAsia"/>
           <w:szCs w:val="21"/>
         </w:rPr>
       </w:pPr>
@@ -6211,24 +6543,7 @@
         <w:widowControl/>
         <w:jc w:val="left"/>
         <w:rPr>
-          <w:szCs w:val="21"/>
-        </w:rPr>
-      </w:pPr>
-    </w:p>
-    <w:p>
-      <w:pPr>
-        <w:widowControl/>
-        <w:jc w:val="left"/>
-        <w:rPr>
-          <w:szCs w:val="21"/>
-        </w:rPr>
-      </w:pPr>
-    </w:p>
-    <w:p>
-      <w:pPr>
-        <w:widowControl/>
-        <w:jc w:val="left"/>
-        <w:rPr>
+          <w:rFonts w:hint="eastAsia"/>
           <w:szCs w:val="21"/>
         </w:rPr>
       </w:pPr>
@@ -6314,15 +6629,6 @@
           <w:sz w:val="24"/>
         </w:rPr>
         <w:t>[5] GitHub Actions 文档. https://docs.github.com/en/actions</w:t>
-      </w:r>
-    </w:p>
-    <w:p>
-      <w:r>
-        <w:rPr>
-          <w:rFonts w:ascii="宋体" w:hAnsi="宋体"/>
-          <w:sz w:val="24"/>
-        </w:rPr>
-        <w:t>[6] 课程教材与软件工程实践（二）教学要求.</w:t>
       </w:r>
     </w:p>
     <w:p>
@@ -8023,7 +8329,7 @@
       </w:r>
     </w:p>
     <w:sectPr>
-      <w:footerReference w:type="default" r:id="rId20"/>
+      <w:footerReference w:type="default" r:id="rId24"/>
       <w:pgSz w:w="11906" w:h="16838"/>
       <w:pgMar w:top="1276" w:right="1558" w:bottom="1440" w:left="1276" w:header="851" w:footer="992" w:gutter="0"/>
       <w:pgNumType w:start="1"/>
@@ -10005,6 +10311,18 @@
       <w:shd w:val="clear" w:color="auto" w:fill="E1DFDD"/>
     </w:rPr>
   </w:style>
+  <w:style w:type="character" w:styleId="af0">
+    <w:name w:val="Unresolved Mention"/>
+    <w:basedOn w:val="a0"/>
+    <w:uiPriority w:val="99"/>
+    <w:semiHidden/>
+    <w:unhideWhenUsed/>
+    <w:rsid w:val="00D53626"/>
+    <w:rPr>
+      <w:color w:val="605E5C"/>
+      <w:shd w:val="clear" w:color="auto" w:fill="E1DFDD"/>
+    </w:rPr>
+  </w:style>
 </w:styles>
 </file>
 
